--- a/policies/bahrain/downloads/Bahrain_AI_Acceptable_Use_Policy.docx
+++ b/policies/bahrain/downloads/Bahrain_AI_Acceptable_Use_Policy.docx
@@ -800,7 +800,7 @@
           <w:sz w:val="21"/>
           <w:szCs w:val="21"/>
         </w:rPr>
-        <w:t xml:space="preserve">Controls apply according to risk. Where the level is unclear, the higher level applies.</w:t>
+        <w:t xml:space="preserve">Controls apply according to risk. Where the level is unclear, the higher level applies. These levels are [ORGANISATION]'s own classification for scaling controls; they are not categories defined in law. Their boundaries are set where legal duties begin - and Level 4 records a statutory status: processing the law itself gates behind prior written authorisation.</w:t>
       </w:r>
     </w:p>
     <w:p>
